--- a/examples/nucleo-f429zi/Doc/Pins.docx
+++ b/examples/nucleo-f429zi/Doc/Pins.docx
@@ -4,6 +4,487 @@
   <w:body>
     <w:p>
       <w:r>
+        <w:rPr>
+          <w:noProof/>
+        </w:rPr>
+        <mc:AlternateContent>
+          <mc:Choice Requires="wps">
+            <w:drawing>
+              <wp:anchor distT="0" distB="0" distL="114300" distR="114300" simplePos="0" relativeHeight="251665408" behindDoc="0" locked="0" layoutInCell="1" allowOverlap="1" wp14:anchorId="1886CDAF" wp14:editId="6C0EE803">
+                <wp:simplePos x="0" y="0"/>
+                <wp:positionH relativeFrom="column">
+                  <wp:posOffset>-309131</wp:posOffset>
+                </wp:positionH>
+                <wp:positionV relativeFrom="paragraph">
+                  <wp:posOffset>3892998</wp:posOffset>
+                </wp:positionV>
+                <wp:extent cx="634266" cy="126853"/>
+                <wp:effectExtent l="0" t="0" r="13970" b="6985"/>
+                <wp:wrapNone/>
+                <wp:docPr id="2044801867" name="Textfeld 1"/>
+                <wp:cNvGraphicFramePr/>
+                <a:graphic xmlns:a="http://schemas.openxmlformats.org/drawingml/2006/main">
+                  <a:graphicData uri="http://schemas.microsoft.com/office/word/2010/wordprocessingShape">
+                    <wps:wsp>
+                      <wps:cNvSpPr txBox="1"/>
+                      <wps:spPr>
+                        <a:xfrm>
+                          <a:off x="0" y="0"/>
+                          <a:ext cx="634266" cy="126853"/>
+                        </a:xfrm>
+                        <a:prstGeom prst="rect">
+                          <a:avLst/>
+                        </a:prstGeom>
+                        <a:noFill/>
+                        <a:ln w="6350">
+                          <a:noFill/>
+                        </a:ln>
+                      </wps:spPr>
+                      <wps:txbx>
+                        <w:txbxContent>
+                          <w:p>
+                            <w:pPr>
+                              <w:jc w:val="right"/>
+                              <w:rPr>
+                                <w:rFonts w:ascii="Roboto Condensed" w:hAnsi="Roboto Condensed"/>
+                                <w:sz w:val="16"/>
+                                <w:szCs w:val="16"/>
+                              </w:rPr>
+                            </w:pPr>
+                            <w:r>
+                              <w:rPr>
+                                <w:rFonts w:ascii="Roboto Condensed" w:hAnsi="Roboto Condensed"/>
+                                <w:sz w:val="16"/>
+                                <w:szCs w:val="16"/>
+                              </w:rPr>
+                              <w:t>USART2_</w:t>
+                            </w:r>
+                            <w:r>
+                              <w:rPr>
+                                <w:rFonts w:ascii="Roboto Condensed" w:hAnsi="Roboto Condensed"/>
+                                <w:sz w:val="16"/>
+                                <w:szCs w:val="16"/>
+                              </w:rPr>
+                              <w:t>RX</w:t>
+                            </w:r>
+                          </w:p>
+                        </w:txbxContent>
+                      </wps:txbx>
+                      <wps:bodyPr rot="0" spcFirstLastPara="0" vertOverflow="overflow" horzOverflow="overflow" vert="horz" wrap="square" lIns="0" tIns="0" rIns="0" bIns="0" numCol="1" spcCol="0" rtlCol="0" fromWordArt="0" anchor="ctr" anchorCtr="0" forceAA="0" compatLnSpc="1">
+                        <a:prstTxWarp prst="textNoShape">
+                          <a:avLst/>
+                        </a:prstTxWarp>
+                        <a:noAutofit/>
+                      </wps:bodyPr>
+                    </wps:wsp>
+                  </a:graphicData>
+                </a:graphic>
+                <wp14:sizeRelH relativeFrom="margin">
+                  <wp14:pctWidth>0</wp14:pctWidth>
+                </wp14:sizeRelH>
+                <wp14:sizeRelV relativeFrom="margin">
+                  <wp14:pctHeight>0</wp14:pctHeight>
+                </wp14:sizeRelV>
+              </wp:anchor>
+            </w:drawing>
+          </mc:Choice>
+          <mc:Fallback>
+            <w:pict>
+              <v:shapetype w14:anchorId="1886CDAF" id="_x0000_t202" coordsize="21600,21600" o:spt="202" path="m,l,21600r21600,l21600,xe">
+                <v:stroke joinstyle="miter"/>
+                <v:path gradientshapeok="t" o:connecttype="rect"/>
+              </v:shapetype>
+              <v:shape id="Textfeld 1" o:spid="_x0000_s1026" type="#_x0000_t202" style="position:absolute;margin-left:-24.35pt;margin-top:306.55pt;width:49.95pt;height:10pt;z-index:251665408;visibility:visible;mso-wrap-style:square;mso-width-percent:0;mso-height-percent:0;mso-wrap-distance-left:9pt;mso-wrap-distance-top:0;mso-wrap-distance-right:9pt;mso-wrap-distance-bottom:0;mso-position-horizontal:absolute;mso-position-horizontal-relative:text;mso-position-vertical:absolute;mso-position-vertical-relative:text;mso-width-percent:0;mso-height-percent:0;mso-width-relative:margin;mso-height-relative:margin;v-text-anchor:middle" o:gfxdata="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" filled="f" stroked="f" strokeweight=".5pt">
+                <v:textbox inset="0,0,0,0">
+                  <w:txbxContent>
+                    <w:p>
+                      <w:pPr>
+                        <w:jc w:val="right"/>
+                        <w:rPr>
+                          <w:rFonts w:ascii="Roboto Condensed" w:hAnsi="Roboto Condensed"/>
+                          <w:sz w:val="16"/>
+                          <w:szCs w:val="16"/>
+                        </w:rPr>
+                      </w:pPr>
+                      <w:r>
+                        <w:rPr>
+                          <w:rFonts w:ascii="Roboto Condensed" w:hAnsi="Roboto Condensed"/>
+                          <w:sz w:val="16"/>
+                          <w:szCs w:val="16"/>
+                        </w:rPr>
+                        <w:t>USART2_</w:t>
+                      </w:r>
+                      <w:r>
+                        <w:rPr>
+                          <w:rFonts w:ascii="Roboto Condensed" w:hAnsi="Roboto Condensed"/>
+                          <w:sz w:val="16"/>
+                          <w:szCs w:val="16"/>
+                        </w:rPr>
+                        <w:t>RX</w:t>
+                      </w:r>
+                    </w:p>
+                  </w:txbxContent>
+                </v:textbox>
+              </v:shape>
+            </w:pict>
+          </mc:Fallback>
+        </mc:AlternateContent>
+      </w:r>
+      <w:r>
+        <w:rPr>
+          <w:noProof/>
+        </w:rPr>
+        <mc:AlternateContent>
+          <mc:Choice Requires="wps">
+            <w:drawing>
+              <wp:anchor distT="0" distB="0" distL="114300" distR="114300" simplePos="0" relativeHeight="251663360" behindDoc="0" locked="0" layoutInCell="1" allowOverlap="1" wp14:anchorId="2858C179" wp14:editId="6CC4311B">
+                <wp:simplePos x="0" y="0"/>
+                <wp:positionH relativeFrom="column">
+                  <wp:posOffset>2460379</wp:posOffset>
+                </wp:positionH>
+                <wp:positionV relativeFrom="paragraph">
+                  <wp:posOffset>4151384</wp:posOffset>
+                </wp:positionV>
+                <wp:extent cx="634266" cy="126853"/>
+                <wp:effectExtent l="0" t="0" r="13970" b="6985"/>
+                <wp:wrapNone/>
+                <wp:docPr id="539995785" name="Textfeld 1"/>
+                <wp:cNvGraphicFramePr/>
+                <a:graphic xmlns:a="http://schemas.openxmlformats.org/drawingml/2006/main">
+                  <a:graphicData uri="http://schemas.microsoft.com/office/word/2010/wordprocessingShape">
+                    <wps:wsp>
+                      <wps:cNvSpPr txBox="1"/>
+                      <wps:spPr>
+                        <a:xfrm>
+                          <a:off x="0" y="0"/>
+                          <a:ext cx="634266" cy="126853"/>
+                        </a:xfrm>
+                        <a:prstGeom prst="rect">
+                          <a:avLst/>
+                        </a:prstGeom>
+                        <a:noFill/>
+                        <a:ln w="6350">
+                          <a:noFill/>
+                        </a:ln>
+                      </wps:spPr>
+                      <wps:txbx>
+                        <w:txbxContent>
+                          <w:p>
+                            <w:pPr>
+                              <w:rPr>
+                                <w:rFonts w:ascii="Roboto Condensed" w:hAnsi="Roboto Condensed"/>
+                                <w:sz w:val="16"/>
+                                <w:szCs w:val="16"/>
+                              </w:rPr>
+                            </w:pPr>
+                            <w:r>
+                              <w:rPr>
+                                <w:rFonts w:ascii="Roboto Condensed" w:hAnsi="Roboto Condensed"/>
+                                <w:sz w:val="16"/>
+                                <w:szCs w:val="16"/>
+                              </w:rPr>
+                              <w:t>USART2_TX</w:t>
+                            </w:r>
+                          </w:p>
+                        </w:txbxContent>
+                      </wps:txbx>
+                      <wps:bodyPr rot="0" spcFirstLastPara="0" vertOverflow="overflow" horzOverflow="overflow" vert="horz" wrap="square" lIns="0" tIns="0" rIns="0" bIns="0" numCol="1" spcCol="0" rtlCol="0" fromWordArt="0" anchor="ctr" anchorCtr="0" forceAA="0" compatLnSpc="1">
+                        <a:prstTxWarp prst="textNoShape">
+                          <a:avLst/>
+                        </a:prstTxWarp>
+                        <a:noAutofit/>
+                      </wps:bodyPr>
+                    </wps:wsp>
+                  </a:graphicData>
+                </a:graphic>
+                <wp14:sizeRelH relativeFrom="margin">
+                  <wp14:pctWidth>0</wp14:pctWidth>
+                </wp14:sizeRelH>
+                <wp14:sizeRelV relativeFrom="margin">
+                  <wp14:pctHeight>0</wp14:pctHeight>
+                </wp14:sizeRelV>
+              </wp:anchor>
+            </w:drawing>
+          </mc:Choice>
+          <mc:Fallback>
+            <w:pict>
+              <v:shape w14:anchorId="2858C179" id="_x0000_s1027" type="#_x0000_t202" style="position:absolute;margin-left:193.75pt;margin-top:326.9pt;width:49.95pt;height:10pt;z-index:251663360;visibility:visible;mso-wrap-style:square;mso-width-percent:0;mso-height-percent:0;mso-wrap-distance-left:9pt;mso-wrap-distance-top:0;mso-wrap-distance-right:9pt;mso-wrap-distance-bottom:0;mso-position-horizontal:absolute;mso-position-horizontal-relative:text;mso-position-vertical:absolute;mso-position-vertical-relative:text;mso-width-percent:0;mso-height-percent:0;mso-width-relative:margin;mso-height-relative:margin;v-text-anchor:middle" o:gfxdata="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" filled="f" stroked="f" strokeweight=".5pt">
+                <v:textbox inset="0,0,0,0">
+                  <w:txbxContent>
+                    <w:p>
+                      <w:pPr>
+                        <w:rPr>
+                          <w:rFonts w:ascii="Roboto Condensed" w:hAnsi="Roboto Condensed"/>
+                          <w:sz w:val="16"/>
+                          <w:szCs w:val="16"/>
+                        </w:rPr>
+                      </w:pPr>
+                      <w:r>
+                        <w:rPr>
+                          <w:rFonts w:ascii="Roboto Condensed" w:hAnsi="Roboto Condensed"/>
+                          <w:sz w:val="16"/>
+                          <w:szCs w:val="16"/>
+                        </w:rPr>
+                        <w:t>USART2_TX</w:t>
+                      </w:r>
+                    </w:p>
+                  </w:txbxContent>
+                </v:textbox>
+              </v:shape>
+            </w:pict>
+          </mc:Fallback>
+        </mc:AlternateContent>
+      </w:r>
+      <w:r>
+        <w:rPr>
+          <w:noProof/>
+        </w:rPr>
+        <mc:AlternateContent>
+          <mc:Choice Requires="wps">
+            <w:drawing>
+              <wp:anchor distT="0" distB="0" distL="114300" distR="114300" simplePos="0" relativeHeight="251661312" behindDoc="0" locked="0" layoutInCell="1" allowOverlap="1" wp14:anchorId="2A62B4B3" wp14:editId="29E19628">
+                <wp:simplePos x="0" y="0"/>
+                <wp:positionH relativeFrom="column">
+                  <wp:posOffset>2460379</wp:posOffset>
+                </wp:positionH>
+                <wp:positionV relativeFrom="paragraph">
+                  <wp:posOffset>4024101</wp:posOffset>
+                </wp:positionV>
+                <wp:extent cx="634266" cy="126853"/>
+                <wp:effectExtent l="0" t="0" r="13970" b="6985"/>
+                <wp:wrapNone/>
+                <wp:docPr id="1078473295" name="Textfeld 1"/>
+                <wp:cNvGraphicFramePr/>
+                <a:graphic xmlns:a="http://schemas.openxmlformats.org/drawingml/2006/main">
+                  <a:graphicData uri="http://schemas.microsoft.com/office/word/2010/wordprocessingShape">
+                    <wps:wsp>
+                      <wps:cNvSpPr txBox="1"/>
+                      <wps:spPr>
+                        <a:xfrm>
+                          <a:off x="0" y="0"/>
+                          <a:ext cx="634266" cy="126853"/>
+                        </a:xfrm>
+                        <a:prstGeom prst="rect">
+                          <a:avLst/>
+                        </a:prstGeom>
+                        <a:noFill/>
+                        <a:ln w="6350">
+                          <a:noFill/>
+                        </a:ln>
+                      </wps:spPr>
+                      <wps:txbx>
+                        <w:txbxContent>
+                          <w:p>
+                            <w:pPr>
+                              <w:rPr>
+                                <w:rFonts w:ascii="Roboto Condensed" w:hAnsi="Roboto Condensed"/>
+                                <w:sz w:val="16"/>
+                                <w:szCs w:val="16"/>
+                              </w:rPr>
+                            </w:pPr>
+                            <w:proofErr w:type="spellStart"/>
+                            <w:r>
+                              <w:rPr>
+                                <w:rFonts w:ascii="Roboto Condensed" w:hAnsi="Roboto Condensed"/>
+                                <w:sz w:val="16"/>
+                                <w:szCs w:val="16"/>
+                              </w:rPr>
+                              <w:t>FP_</w:t>
+                            </w:r>
+                            <w:r>
+                              <w:rPr>
+                                <w:rFonts w:ascii="Roboto Condensed" w:hAnsi="Roboto Condensed"/>
+                                <w:sz w:val="16"/>
+                                <w:szCs w:val="16"/>
+                              </w:rPr>
+                              <w:t>nSTANDBY</w:t>
+                            </w:r>
+                            <w:proofErr w:type="spellEnd"/>
+                          </w:p>
+                        </w:txbxContent>
+                      </wps:txbx>
+                      <wps:bodyPr rot="0" spcFirstLastPara="0" vertOverflow="overflow" horzOverflow="overflow" vert="horz" wrap="square" lIns="0" tIns="0" rIns="0" bIns="0" numCol="1" spcCol="0" rtlCol="0" fromWordArt="0" anchor="ctr" anchorCtr="0" forceAA="0" compatLnSpc="1">
+                        <a:prstTxWarp prst="textNoShape">
+                          <a:avLst/>
+                        </a:prstTxWarp>
+                        <a:noAutofit/>
+                      </wps:bodyPr>
+                    </wps:wsp>
+                  </a:graphicData>
+                </a:graphic>
+                <wp14:sizeRelH relativeFrom="margin">
+                  <wp14:pctWidth>0</wp14:pctWidth>
+                </wp14:sizeRelH>
+                <wp14:sizeRelV relativeFrom="margin">
+                  <wp14:pctHeight>0</wp14:pctHeight>
+                </wp14:sizeRelV>
+              </wp:anchor>
+            </w:drawing>
+          </mc:Choice>
+          <mc:Fallback>
+            <w:pict>
+              <v:shape w14:anchorId="2A62B4B3" id="_x0000_s1028" type="#_x0000_t202" style="position:absolute;margin-left:193.75pt;margin-top:316.85pt;width:49.95pt;height:10pt;z-index:251661312;visibility:visible;mso-wrap-style:square;mso-width-percent:0;mso-height-percent:0;mso-wrap-distance-left:9pt;mso-wrap-distance-top:0;mso-wrap-distance-right:9pt;mso-wrap-distance-bottom:0;mso-position-horizontal:absolute;mso-position-horizontal-relative:text;mso-position-vertical:absolute;mso-position-vertical-relative:text;mso-width-percent:0;mso-height-percent:0;mso-width-relative:margin;mso-height-relative:margin;v-text-anchor:middle" o:gfxdata="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" filled="f" stroked="f" strokeweight=".5pt">
+                <v:textbox inset="0,0,0,0">
+                  <w:txbxContent>
+                    <w:p>
+                      <w:pPr>
+                        <w:rPr>
+                          <w:rFonts w:ascii="Roboto Condensed" w:hAnsi="Roboto Condensed"/>
+                          <w:sz w:val="16"/>
+                          <w:szCs w:val="16"/>
+                        </w:rPr>
+                      </w:pPr>
+                      <w:proofErr w:type="spellStart"/>
+                      <w:r>
+                        <w:rPr>
+                          <w:rFonts w:ascii="Roboto Condensed" w:hAnsi="Roboto Condensed"/>
+                          <w:sz w:val="16"/>
+                          <w:szCs w:val="16"/>
+                        </w:rPr>
+                        <w:t>FP_</w:t>
+                      </w:r>
+                      <w:r>
+                        <w:rPr>
+                          <w:rFonts w:ascii="Roboto Condensed" w:hAnsi="Roboto Condensed"/>
+                          <w:sz w:val="16"/>
+                          <w:szCs w:val="16"/>
+                        </w:rPr>
+                        <w:t>nSTANDBY</w:t>
+                      </w:r>
+                      <w:proofErr w:type="spellEnd"/>
+                    </w:p>
+                  </w:txbxContent>
+                </v:textbox>
+              </v:shape>
+            </w:pict>
+          </mc:Fallback>
+        </mc:AlternateContent>
+      </w:r>
+      <w:r>
+        <w:rPr>
+          <w:noProof/>
+        </w:rPr>
+        <mc:AlternateContent>
+          <mc:Choice Requires="wps">
+            <w:drawing>
+              <wp:anchor distT="0" distB="0" distL="114300" distR="114300" simplePos="0" relativeHeight="251659264" behindDoc="0" locked="0" layoutInCell="1" allowOverlap="1" wp14:anchorId="653B5B07" wp14:editId="318FC2CF">
+                <wp:simplePos x="0" y="0"/>
+                <wp:positionH relativeFrom="column">
+                  <wp:posOffset>2461351</wp:posOffset>
+                </wp:positionH>
+                <wp:positionV relativeFrom="paragraph">
+                  <wp:posOffset>3893571</wp:posOffset>
+                </wp:positionV>
+                <wp:extent cx="634266" cy="126853"/>
+                <wp:effectExtent l="0" t="0" r="13970" b="6985"/>
+                <wp:wrapNone/>
+                <wp:docPr id="977673735" name="Textfeld 1"/>
+                <wp:cNvGraphicFramePr/>
+                <a:graphic xmlns:a="http://schemas.openxmlformats.org/drawingml/2006/main">
+                  <a:graphicData uri="http://schemas.microsoft.com/office/word/2010/wordprocessingShape">
+                    <wps:wsp>
+                      <wps:cNvSpPr txBox="1"/>
+                      <wps:spPr>
+                        <a:xfrm>
+                          <a:off x="0" y="0"/>
+                          <a:ext cx="634266" cy="126853"/>
+                        </a:xfrm>
+                        <a:prstGeom prst="rect">
+                          <a:avLst/>
+                        </a:prstGeom>
+                        <a:noFill/>
+                        <a:ln w="6350">
+                          <a:noFill/>
+                        </a:ln>
+                      </wps:spPr>
+                      <wps:txbx>
+                        <w:txbxContent>
+                          <w:p>
+                            <w:pPr>
+                              <w:rPr>
+                                <w:rFonts w:ascii="Roboto Condensed" w:hAnsi="Roboto Condensed"/>
+                                <w:sz w:val="16"/>
+                                <w:szCs w:val="16"/>
+                              </w:rPr>
+                            </w:pPr>
+                            <w:r>
+                              <w:rPr>
+                                <w:rFonts w:ascii="Roboto Condensed" w:hAnsi="Roboto Condensed"/>
+                                <w:sz w:val="16"/>
+                                <w:szCs w:val="16"/>
+                              </w:rPr>
+                              <w:t>FP_DETEC</w:t>
+                            </w:r>
+                            <w:r>
+                              <w:rPr>
+                                <w:rFonts w:ascii="Roboto Condensed" w:hAnsi="Roboto Condensed"/>
+                                <w:sz w:val="16"/>
+                                <w:szCs w:val="16"/>
+                              </w:rPr>
+                              <w:t>T</w:t>
+                            </w:r>
+                          </w:p>
+                        </w:txbxContent>
+                      </wps:txbx>
+                      <wps:bodyPr rot="0" spcFirstLastPara="0" vertOverflow="overflow" horzOverflow="overflow" vert="horz" wrap="square" lIns="0" tIns="0" rIns="0" bIns="0" numCol="1" spcCol="0" rtlCol="0" fromWordArt="0" anchor="ctr" anchorCtr="0" forceAA="0" compatLnSpc="1">
+                        <a:prstTxWarp prst="textNoShape">
+                          <a:avLst/>
+                        </a:prstTxWarp>
+                        <a:noAutofit/>
+                      </wps:bodyPr>
+                    </wps:wsp>
+                  </a:graphicData>
+                </a:graphic>
+                <wp14:sizeRelH relativeFrom="margin">
+                  <wp14:pctWidth>0</wp14:pctWidth>
+                </wp14:sizeRelH>
+                <wp14:sizeRelV relativeFrom="margin">
+                  <wp14:pctHeight>0</wp14:pctHeight>
+                </wp14:sizeRelV>
+              </wp:anchor>
+            </w:drawing>
+          </mc:Choice>
+          <mc:Fallback>
+            <w:pict>
+              <v:shape w14:anchorId="653B5B07" id="_x0000_s1029" type="#_x0000_t202" style="position:absolute;margin-left:193.8pt;margin-top:306.6pt;width:49.95pt;height:10pt;z-index:251659264;visibility:visible;mso-wrap-style:square;mso-width-percent:0;mso-height-percent:0;mso-wrap-distance-left:9pt;mso-wrap-distance-top:0;mso-wrap-distance-right:9pt;mso-wrap-distance-bottom:0;mso-position-horizontal:absolute;mso-position-horizontal-relative:text;mso-position-vertical:absolute;mso-position-vertical-relative:text;mso-width-percent:0;mso-height-percent:0;mso-width-relative:margin;mso-height-relative:margin;v-text-anchor:middle" o:gfxdata="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" filled="f" stroked="f" strokeweight=".5pt">
+                <v:textbox inset="0,0,0,0">
+                  <w:txbxContent>
+                    <w:p>
+                      <w:pPr>
+                        <w:rPr>
+                          <w:rFonts w:ascii="Roboto Condensed" w:hAnsi="Roboto Condensed"/>
+                          <w:sz w:val="16"/>
+                          <w:szCs w:val="16"/>
+                        </w:rPr>
+                      </w:pPr>
+                      <w:r>
+                        <w:rPr>
+                          <w:rFonts w:ascii="Roboto Condensed" w:hAnsi="Roboto Condensed"/>
+                          <w:sz w:val="16"/>
+                          <w:szCs w:val="16"/>
+                        </w:rPr>
+                        <w:t>FP_DETEC</w:t>
+                      </w:r>
+                      <w:r>
+                        <w:rPr>
+                          <w:rFonts w:ascii="Roboto Condensed" w:hAnsi="Roboto Condensed"/>
+                          <w:sz w:val="16"/>
+                          <w:szCs w:val="16"/>
+                        </w:rPr>
+                        <w:t>T</w:t>
+                      </w:r>
+                    </w:p>
+                  </w:txbxContent>
+                </v:textbox>
+              </v:shape>
+            </w:pict>
+          </mc:Fallback>
+        </mc:AlternateContent>
+      </w:r>
+      <w:r>
+        <w:rPr>
+          <w:noProof/>
+        </w:rPr>
         <w:drawing>
           <wp:inline distT="0" distB="0" distL="0" distR="0" wp14:anchorId="19DA0FB5" wp14:editId="604F80E4">
             <wp:extent cx="5760720" cy="6101715"/>
@@ -43,6 +524,9 @@
     </w:p>
     <w:p>
       <w:r>
+        <w:rPr>
+          <w:noProof/>
+        </w:rPr>
         <w:drawing>
           <wp:inline distT="0" distB="0" distL="0" distR="0" wp14:anchorId="3F9B88A1" wp14:editId="411549A1">
             <wp:extent cx="2325696" cy="2495550"/>

--- a/examples/nucleo-f429zi/Doc/Pins.docx
+++ b/examples/nucleo-f429zi/Doc/Pins.docx
@@ -10,140 +10,13 @@
         <mc:AlternateContent>
           <mc:Choice Requires="wps">
             <w:drawing>
-              <wp:anchor distT="0" distB="0" distL="114300" distR="114300" simplePos="0" relativeHeight="251665408" behindDoc="0" locked="0" layoutInCell="1" allowOverlap="1" wp14:anchorId="1886CDAF" wp14:editId="6C0EE803">
+              <wp:anchor distT="0" distB="0" distL="114300" distR="114300" simplePos="0" relativeHeight="251663360" behindDoc="0" locked="0" layoutInCell="1" allowOverlap="1" wp14:anchorId="2858C179" wp14:editId="03630D4D">
                 <wp:simplePos x="0" y="0"/>
                 <wp:positionH relativeFrom="column">
-                  <wp:posOffset>-309131</wp:posOffset>
+                  <wp:posOffset>2459990</wp:posOffset>
                 </wp:positionH>
                 <wp:positionV relativeFrom="paragraph">
-                  <wp:posOffset>3892998</wp:posOffset>
-                </wp:positionV>
-                <wp:extent cx="634266" cy="126853"/>
-                <wp:effectExtent l="0" t="0" r="13970" b="6985"/>
-                <wp:wrapNone/>
-                <wp:docPr id="2044801867" name="Textfeld 1"/>
-                <wp:cNvGraphicFramePr/>
-                <a:graphic xmlns:a="http://schemas.openxmlformats.org/drawingml/2006/main">
-                  <a:graphicData uri="http://schemas.microsoft.com/office/word/2010/wordprocessingShape">
-                    <wps:wsp>
-                      <wps:cNvSpPr txBox="1"/>
-                      <wps:spPr>
-                        <a:xfrm>
-                          <a:off x="0" y="0"/>
-                          <a:ext cx="634266" cy="126853"/>
-                        </a:xfrm>
-                        <a:prstGeom prst="rect">
-                          <a:avLst/>
-                        </a:prstGeom>
-                        <a:noFill/>
-                        <a:ln w="6350">
-                          <a:noFill/>
-                        </a:ln>
-                      </wps:spPr>
-                      <wps:txbx>
-                        <w:txbxContent>
-                          <w:p>
-                            <w:pPr>
-                              <w:jc w:val="right"/>
-                              <w:rPr>
-                                <w:rFonts w:ascii="Roboto Condensed" w:hAnsi="Roboto Condensed"/>
-                                <w:sz w:val="16"/>
-                                <w:szCs w:val="16"/>
-                              </w:rPr>
-                            </w:pPr>
-                            <w:r>
-                              <w:rPr>
-                                <w:rFonts w:ascii="Roboto Condensed" w:hAnsi="Roboto Condensed"/>
-                                <w:sz w:val="16"/>
-                                <w:szCs w:val="16"/>
-                              </w:rPr>
-                              <w:t>USART2_</w:t>
-                            </w:r>
-                            <w:r>
-                              <w:rPr>
-                                <w:rFonts w:ascii="Roboto Condensed" w:hAnsi="Roboto Condensed"/>
-                                <w:sz w:val="16"/>
-                                <w:szCs w:val="16"/>
-                              </w:rPr>
-                              <w:t>RX</w:t>
-                            </w:r>
-                          </w:p>
-                        </w:txbxContent>
-                      </wps:txbx>
-                      <wps:bodyPr rot="0" spcFirstLastPara="0" vertOverflow="overflow" horzOverflow="overflow" vert="horz" wrap="square" lIns="0" tIns="0" rIns="0" bIns="0" numCol="1" spcCol="0" rtlCol="0" fromWordArt="0" anchor="ctr" anchorCtr="0" forceAA="0" compatLnSpc="1">
-                        <a:prstTxWarp prst="textNoShape">
-                          <a:avLst/>
-                        </a:prstTxWarp>
-                        <a:noAutofit/>
-                      </wps:bodyPr>
-                    </wps:wsp>
-                  </a:graphicData>
-                </a:graphic>
-                <wp14:sizeRelH relativeFrom="margin">
-                  <wp14:pctWidth>0</wp14:pctWidth>
-                </wp14:sizeRelH>
-                <wp14:sizeRelV relativeFrom="margin">
-                  <wp14:pctHeight>0</wp14:pctHeight>
-                </wp14:sizeRelV>
-              </wp:anchor>
-            </w:drawing>
-          </mc:Choice>
-          <mc:Fallback>
-            <w:pict>
-              <v:shapetype w14:anchorId="1886CDAF" id="_x0000_t202" coordsize="21600,21600" o:spt="202" path="m,l,21600r21600,l21600,xe">
-                <v:stroke joinstyle="miter"/>
-                <v:path gradientshapeok="t" o:connecttype="rect"/>
-              </v:shapetype>
-              <v:shape id="Textfeld 1" o:spid="_x0000_s1026" type="#_x0000_t202" style="position:absolute;margin-left:-24.35pt;margin-top:306.55pt;width:49.95pt;height:10pt;z-index:251665408;visibility:visible;mso-wrap-style:square;mso-width-percent:0;mso-height-percent:0;mso-wrap-distance-left:9pt;mso-wrap-distance-top:0;mso-wrap-distance-right:9pt;mso-wrap-distance-bottom:0;mso-position-horizontal:absolute;mso-position-horizontal-relative:text;mso-position-vertical:absolute;mso-position-vertical-relative:text;mso-width-percent:0;mso-height-percent:0;mso-width-relative:margin;mso-height-relative:margin;v-text-anchor:middle" o:gfxdata="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" filled="f" stroked="f" strokeweight=".5pt">
-                <v:textbox inset="0,0,0,0">
-                  <w:txbxContent>
-                    <w:p>
-                      <w:pPr>
-                        <w:jc w:val="right"/>
-                        <w:rPr>
-                          <w:rFonts w:ascii="Roboto Condensed" w:hAnsi="Roboto Condensed"/>
-                          <w:sz w:val="16"/>
-                          <w:szCs w:val="16"/>
-                        </w:rPr>
-                      </w:pPr>
-                      <w:r>
-                        <w:rPr>
-                          <w:rFonts w:ascii="Roboto Condensed" w:hAnsi="Roboto Condensed"/>
-                          <w:sz w:val="16"/>
-                          <w:szCs w:val="16"/>
-                        </w:rPr>
-                        <w:t>USART2_</w:t>
-                      </w:r>
-                      <w:r>
-                        <w:rPr>
-                          <w:rFonts w:ascii="Roboto Condensed" w:hAnsi="Roboto Condensed"/>
-                          <w:sz w:val="16"/>
-                          <w:szCs w:val="16"/>
-                        </w:rPr>
-                        <w:t>RX</w:t>
-                      </w:r>
-                    </w:p>
-                  </w:txbxContent>
-                </v:textbox>
-              </v:shape>
-            </w:pict>
-          </mc:Fallback>
-        </mc:AlternateContent>
-      </w:r>
-      <w:r>
-        <w:rPr>
-          <w:noProof/>
-        </w:rPr>
-        <mc:AlternateContent>
-          <mc:Choice Requires="wps">
-            <w:drawing>
-              <wp:anchor distT="0" distB="0" distL="114300" distR="114300" simplePos="0" relativeHeight="251663360" behindDoc="0" locked="0" layoutInCell="1" allowOverlap="1" wp14:anchorId="2858C179" wp14:editId="6CC4311B">
-                <wp:simplePos x="0" y="0"/>
-                <wp:positionH relativeFrom="column">
-                  <wp:posOffset>2460379</wp:posOffset>
-                </wp:positionH>
-                <wp:positionV relativeFrom="paragraph">
-                  <wp:posOffset>4151384</wp:posOffset>
+                  <wp:posOffset>4155792</wp:posOffset>
                 </wp:positionV>
                 <wp:extent cx="634266" cy="126853"/>
                 <wp:effectExtent l="0" t="0" r="13970" b="6985"/>
@@ -208,7 +81,11 @@
           </mc:Choice>
           <mc:Fallback>
             <w:pict>
-              <v:shape w14:anchorId="2858C179" id="_x0000_s1027" type="#_x0000_t202" style="position:absolute;margin-left:193.75pt;margin-top:326.9pt;width:49.95pt;height:10pt;z-index:251663360;visibility:visible;mso-wrap-style:square;mso-width-percent:0;mso-height-percent:0;mso-wrap-distance-left:9pt;mso-wrap-distance-top:0;mso-wrap-distance-right:9pt;mso-wrap-distance-bottom:0;mso-position-horizontal:absolute;mso-position-horizontal-relative:text;mso-position-vertical:absolute;mso-position-vertical-relative:text;mso-width-percent:0;mso-height-percent:0;mso-width-relative:margin;mso-height-relative:margin;v-text-anchor:middle" o:gfxdata="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" filled="f" stroked="f" strokeweight=".5pt">
+              <v:shapetype w14:anchorId="2858C179" id="_x0000_t202" coordsize="21600,21600" o:spt="202" path="m,l,21600r21600,l21600,xe">
+                <v:stroke joinstyle="miter"/>
+                <v:path gradientshapeok="t" o:connecttype="rect"/>
+              </v:shapetype>
+              <v:shape id="Textfeld 1" o:spid="_x0000_s1026" type="#_x0000_t202" style="position:absolute;margin-left:193.7pt;margin-top:327.25pt;width:49.95pt;height:10pt;z-index:251663360;visibility:visible;mso-wrap-style:square;mso-width-percent:0;mso-height-percent:0;mso-wrap-distance-left:9pt;mso-wrap-distance-top:0;mso-wrap-distance-right:9pt;mso-wrap-distance-bottom:0;mso-position-horizontal:absolute;mso-position-horizontal-relative:text;mso-position-vertical:absolute;mso-position-vertical-relative:text;mso-width-percent:0;mso-height-percent:0;mso-width-relative:margin;mso-height-relative:margin;v-text-anchor:middle" o:gfxdata="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" filled="f" stroked="f" strokeweight=".5pt">
                 <v:textbox inset="0,0,0,0">
                   <w:txbxContent>
                     <w:p>
@@ -242,13 +119,118 @@
         <mc:AlternateContent>
           <mc:Choice Requires="wps">
             <w:drawing>
-              <wp:anchor distT="0" distB="0" distL="114300" distR="114300" simplePos="0" relativeHeight="251661312" behindDoc="0" locked="0" layoutInCell="1" allowOverlap="1" wp14:anchorId="2A62B4B3" wp14:editId="29E19628">
+              <wp:anchor distT="0" distB="0" distL="114300" distR="114300" simplePos="0" relativeHeight="251665408" behindDoc="0" locked="0" layoutInCell="1" allowOverlap="1" wp14:anchorId="1886CDAF" wp14:editId="3EDBC97C">
                 <wp:simplePos x="0" y="0"/>
                 <wp:positionH relativeFrom="column">
-                  <wp:posOffset>2460379</wp:posOffset>
+                  <wp:posOffset>2461017</wp:posOffset>
                 </wp:positionH>
                 <wp:positionV relativeFrom="paragraph">
-                  <wp:posOffset>4024101</wp:posOffset>
+                  <wp:posOffset>4029974</wp:posOffset>
+                </wp:positionV>
+                <wp:extent cx="634266" cy="126853"/>
+                <wp:effectExtent l="0" t="0" r="13970" b="6985"/>
+                <wp:wrapNone/>
+                <wp:docPr id="2044801867" name="Textfeld 1"/>
+                <wp:cNvGraphicFramePr/>
+                <a:graphic xmlns:a="http://schemas.openxmlformats.org/drawingml/2006/main">
+                  <a:graphicData uri="http://schemas.microsoft.com/office/word/2010/wordprocessingShape">
+                    <wps:wsp>
+                      <wps:cNvSpPr txBox="1"/>
+                      <wps:spPr>
+                        <a:xfrm>
+                          <a:off x="0" y="0"/>
+                          <a:ext cx="634266" cy="126853"/>
+                        </a:xfrm>
+                        <a:prstGeom prst="rect">
+                          <a:avLst/>
+                        </a:prstGeom>
+                        <a:noFill/>
+                        <a:ln w="6350">
+                          <a:noFill/>
+                        </a:ln>
+                      </wps:spPr>
+                      <wps:txbx>
+                        <w:txbxContent>
+                          <w:p>
+                            <w:pPr>
+                              <w:rPr>
+                                <w:rFonts w:ascii="Roboto Condensed" w:hAnsi="Roboto Condensed"/>
+                                <w:sz w:val="16"/>
+                                <w:szCs w:val="16"/>
+                              </w:rPr>
+                            </w:pPr>
+                            <w:r>
+                              <w:rPr>
+                                <w:rFonts w:ascii="Roboto Condensed" w:hAnsi="Roboto Condensed"/>
+                                <w:sz w:val="16"/>
+                                <w:szCs w:val="16"/>
+                              </w:rPr>
+                              <w:t>USART2_RX</w:t>
+                            </w:r>
+                          </w:p>
+                        </w:txbxContent>
+                      </wps:txbx>
+                      <wps:bodyPr rot="0" spcFirstLastPara="0" vertOverflow="overflow" horzOverflow="overflow" vert="horz" wrap="square" lIns="0" tIns="0" rIns="0" bIns="0" numCol="1" spcCol="0" rtlCol="0" fromWordArt="0" anchor="ctr" anchorCtr="0" forceAA="0" compatLnSpc="1">
+                        <a:prstTxWarp prst="textNoShape">
+                          <a:avLst/>
+                        </a:prstTxWarp>
+                        <a:noAutofit/>
+                      </wps:bodyPr>
+                    </wps:wsp>
+                  </a:graphicData>
+                </a:graphic>
+                <wp14:sizeRelH relativeFrom="margin">
+                  <wp14:pctWidth>0</wp14:pctWidth>
+                </wp14:sizeRelH>
+                <wp14:sizeRelV relativeFrom="margin">
+                  <wp14:pctHeight>0</wp14:pctHeight>
+                </wp14:sizeRelV>
+              </wp:anchor>
+            </w:drawing>
+          </mc:Choice>
+          <mc:Fallback>
+            <w:pict>
+              <v:shape w14:anchorId="1886CDAF" id="_x0000_s1027" type="#_x0000_t202" style="position:absolute;margin-left:193.8pt;margin-top:317.3pt;width:49.95pt;height:10pt;z-index:251665408;visibility:visible;mso-wrap-style:square;mso-width-percent:0;mso-height-percent:0;mso-wrap-distance-left:9pt;mso-wrap-distance-top:0;mso-wrap-distance-right:9pt;mso-wrap-distance-bottom:0;mso-position-horizontal:absolute;mso-position-horizontal-relative:text;mso-position-vertical:absolute;mso-position-vertical-relative:text;mso-width-percent:0;mso-height-percent:0;mso-width-relative:margin;mso-height-relative:margin;v-text-anchor:middle" o:gfxdata="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" filled="f" stroked="f" strokeweight=".5pt">
+                <v:textbox inset="0,0,0,0">
+                  <w:txbxContent>
+                    <w:p>
+                      <w:pPr>
+                        <w:rPr>
+                          <w:rFonts w:ascii="Roboto Condensed" w:hAnsi="Roboto Condensed"/>
+                          <w:sz w:val="16"/>
+                          <w:szCs w:val="16"/>
+                        </w:rPr>
+                      </w:pPr>
+                      <w:r>
+                        <w:rPr>
+                          <w:rFonts w:ascii="Roboto Condensed" w:hAnsi="Roboto Condensed"/>
+                          <w:sz w:val="16"/>
+                          <w:szCs w:val="16"/>
+                        </w:rPr>
+                        <w:t>USART2_RX</w:t>
+                      </w:r>
+                    </w:p>
+                  </w:txbxContent>
+                </v:textbox>
+              </v:shape>
+            </w:pict>
+          </mc:Fallback>
+        </mc:AlternateContent>
+      </w:r>
+      <w:r>
+        <w:rPr>
+          <w:noProof/>
+        </w:rPr>
+        <mc:AlternateContent>
+          <mc:Choice Requires="wps">
+            <w:drawing>
+              <wp:anchor distT="0" distB="0" distL="114300" distR="114300" simplePos="0" relativeHeight="251661312" behindDoc="0" locked="0" layoutInCell="1" allowOverlap="1" wp14:anchorId="2A62B4B3" wp14:editId="0DECF785">
+                <wp:simplePos x="0" y="0"/>
+                <wp:positionH relativeFrom="column">
+                  <wp:posOffset>2459990</wp:posOffset>
+                </wp:positionH>
+                <wp:positionV relativeFrom="paragraph">
+                  <wp:posOffset>4288760</wp:posOffset>
                 </wp:positionV>
                 <wp:extent cx="634266" cy="126853"/>
                 <wp:effectExtent l="0" t="0" r="13970" b="6985"/>
@@ -297,7 +279,7 @@
                                 <w:sz w:val="16"/>
                                 <w:szCs w:val="16"/>
                               </w:rPr>
-                              <w:t>nSTANDBY</w:t>
+                              <w:t>nSTDBY</w:t>
                             </w:r>
                             <w:proofErr w:type="spellEnd"/>
                           </w:p>
@@ -323,7 +305,7 @@
           </mc:Choice>
           <mc:Fallback>
             <w:pict>
-              <v:shape w14:anchorId="2A62B4B3" id="_x0000_s1028" type="#_x0000_t202" style="position:absolute;margin-left:193.75pt;margin-top:316.85pt;width:49.95pt;height:10pt;z-index:251661312;visibility:visible;mso-wrap-style:square;mso-width-percent:0;mso-height-percent:0;mso-wrap-distance-left:9pt;mso-wrap-distance-top:0;mso-wrap-distance-right:9pt;mso-wrap-distance-bottom:0;mso-position-horizontal:absolute;mso-position-horizontal-relative:text;mso-position-vertical:absolute;mso-position-vertical-relative:text;mso-width-percent:0;mso-height-percent:0;mso-width-relative:margin;mso-height-relative:margin;v-text-anchor:middle" o:gfxdata="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" filled="f" stroked="f" strokeweight=".5pt">
+              <v:shape w14:anchorId="2A62B4B3" id="_x0000_s1028" type="#_x0000_t202" style="position:absolute;margin-left:193.7pt;margin-top:337.7pt;width:49.95pt;height:10pt;z-index:251661312;visibility:visible;mso-wrap-style:square;mso-width-percent:0;mso-height-percent:0;mso-wrap-distance-left:9pt;mso-wrap-distance-top:0;mso-wrap-distance-right:9pt;mso-wrap-distance-bottom:0;mso-position-horizontal:absolute;mso-position-horizontal-relative:text;mso-position-vertical:absolute;mso-position-vertical-relative:text;mso-width-percent:0;mso-height-percent:0;mso-width-relative:margin;mso-height-relative:margin;v-text-anchor:middle" o:gfxdata="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" filled="f" stroked="f" strokeweight=".5pt">
                 <v:textbox inset="0,0,0,0">
                   <w:txbxContent>
                     <w:p>
@@ -349,7 +331,7 @@
                           <w:sz w:val="16"/>
                           <w:szCs w:val="16"/>
                         </w:rPr>
-                        <w:t>nSTANDBY</w:t>
+                        <w:t>nSTDBY</w:t>
                       </w:r>
                       <w:proofErr w:type="spellEnd"/>
                     </w:p>
@@ -367,13 +349,13 @@
         <mc:AlternateContent>
           <mc:Choice Requires="wps">
             <w:drawing>
-              <wp:anchor distT="0" distB="0" distL="114300" distR="114300" simplePos="0" relativeHeight="251659264" behindDoc="0" locked="0" layoutInCell="1" allowOverlap="1" wp14:anchorId="653B5B07" wp14:editId="318FC2CF">
+              <wp:anchor distT="0" distB="0" distL="114300" distR="114300" simplePos="0" relativeHeight="251659264" behindDoc="0" locked="0" layoutInCell="1" allowOverlap="1" wp14:anchorId="653B5B07" wp14:editId="07D236A4">
                 <wp:simplePos x="0" y="0"/>
                 <wp:positionH relativeFrom="column">
-                  <wp:posOffset>2461351</wp:posOffset>
+                  <wp:posOffset>2461260</wp:posOffset>
                 </wp:positionH>
                 <wp:positionV relativeFrom="paragraph">
-                  <wp:posOffset>3893571</wp:posOffset>
+                  <wp:posOffset>4416455</wp:posOffset>
                 </wp:positionV>
                 <wp:extent cx="634266" cy="126853"/>
                 <wp:effectExtent l="0" t="0" r="13970" b="6985"/>
@@ -446,7 +428,7 @@
           </mc:Choice>
           <mc:Fallback>
             <w:pict>
-              <v:shape w14:anchorId="653B5B07" id="_x0000_s1029" type="#_x0000_t202" style="position:absolute;margin-left:193.8pt;margin-top:306.6pt;width:49.95pt;height:10pt;z-index:251659264;visibility:visible;mso-wrap-style:square;mso-width-percent:0;mso-height-percent:0;mso-wrap-distance-left:9pt;mso-wrap-distance-top:0;mso-wrap-distance-right:9pt;mso-wrap-distance-bottom:0;mso-position-horizontal:absolute;mso-position-horizontal-relative:text;mso-position-vertical:absolute;mso-position-vertical-relative:text;mso-width-percent:0;mso-height-percent:0;mso-width-relative:margin;mso-height-relative:margin;v-text-anchor:middle" o:gfxdata="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" filled="f" stroked="f" strokeweight=".5pt">
+              <v:shape w14:anchorId="653B5B07" id="_x0000_s1029" type="#_x0000_t202" style="position:absolute;margin-left:193.8pt;margin-top:347.75pt;width:49.95pt;height:10pt;z-index:251659264;visibility:visible;mso-wrap-style:square;mso-width-percent:0;mso-height-percent:0;mso-wrap-distance-left:9pt;mso-wrap-distance-top:0;mso-wrap-distance-right:9pt;mso-wrap-distance-bottom:0;mso-position-horizontal:absolute;mso-position-horizontal-relative:text;mso-position-vertical:absolute;mso-position-vertical-relative:text;mso-width-percent:0;mso-height-percent:0;mso-width-relative:margin;mso-height-relative:margin;v-text-anchor:middle" o:gfxdata="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" filled="f" stroked="f" strokeweight=".5pt">
                 <v:textbox inset="0,0,0,0">
                   <w:txbxContent>
                     <w:p>

--- a/examples/nucleo-f429zi/Doc/Pins.docx
+++ b/examples/nucleo-f429zi/Doc/Pins.docx
@@ -10,16 +10,16 @@
         <mc:AlternateContent>
           <mc:Choice Requires="wps">
             <w:drawing>
-              <wp:anchor distT="0" distB="0" distL="114300" distR="114300" simplePos="0" relativeHeight="251663360" behindDoc="0" locked="0" layoutInCell="1" allowOverlap="1" wp14:anchorId="2858C179" wp14:editId="03630D4D">
+              <wp:anchor distT="0" distB="0" distL="114300" distR="114300" simplePos="0" relativeHeight="251663360" behindDoc="0" locked="0" layoutInCell="1" allowOverlap="1" wp14:anchorId="2858C179" wp14:editId="0FBA6E95">
                 <wp:simplePos x="0" y="0"/>
                 <wp:positionH relativeFrom="column">
-                  <wp:posOffset>2459990</wp:posOffset>
+                  <wp:posOffset>2461814</wp:posOffset>
                 </wp:positionH>
                 <wp:positionV relativeFrom="paragraph">
-                  <wp:posOffset>4155792</wp:posOffset>
+                  <wp:posOffset>4153190</wp:posOffset>
                 </wp:positionV>
-                <wp:extent cx="634266" cy="126853"/>
-                <wp:effectExtent l="0" t="0" r="13970" b="6985"/>
+                <wp:extent cx="781685" cy="126365"/>
+                <wp:effectExtent l="0" t="0" r="0" b="6985"/>
                 <wp:wrapNone/>
                 <wp:docPr id="539995785" name="Textfeld 1"/>
                 <wp:cNvGraphicFramePr/>
@@ -30,7 +30,7 @@
                       <wps:spPr>
                         <a:xfrm>
                           <a:off x="0" y="0"/>
-                          <a:ext cx="634266" cy="126853"/>
+                          <a:ext cx="781685" cy="126365"/>
                         </a:xfrm>
                         <a:prstGeom prst="rect">
                           <a:avLst/>
@@ -58,6 +58,24 @@
                               </w:rPr>
                               <w:t>USART2_TX</w:t>
                             </w:r>
+                            <w:r>
+                              <w:rPr>
+                                <w:rFonts w:ascii="Roboto Condensed" w:hAnsi="Roboto Condensed"/>
+                                <w:sz w:val="16"/>
+                                <w:szCs w:val="16"/>
+                              </w:rPr>
+                              <w:t xml:space="preserve"> / </w:t>
+                            </w:r>
+                            <w:proofErr w:type="spellStart"/>
+                            <w:r>
+                              <w:rPr>
+                                <w:rFonts w:ascii="Roboto Condensed" w:hAnsi="Roboto Condensed"/>
+                                <w:sz w:val="16"/>
+                                <w:szCs w:val="16"/>
+                              </w:rPr>
+                              <w:t>RxD</w:t>
+                            </w:r>
+                            <w:proofErr w:type="spellEnd"/>
                           </w:p>
                         </w:txbxContent>
                       </wps:txbx>
@@ -85,7 +103,7 @@
                 <v:stroke joinstyle="miter"/>
                 <v:path gradientshapeok="t" o:connecttype="rect"/>
               </v:shapetype>
-              <v:shape id="Textfeld 1" o:spid="_x0000_s1026" type="#_x0000_t202" style="position:absolute;margin-left:193.7pt;margin-top:327.25pt;width:49.95pt;height:10pt;z-index:251663360;visibility:visible;mso-wrap-style:square;mso-width-percent:0;mso-height-percent:0;mso-wrap-distance-left:9pt;mso-wrap-distance-top:0;mso-wrap-distance-right:9pt;mso-wrap-distance-bottom:0;mso-position-horizontal:absolute;mso-position-horizontal-relative:text;mso-position-vertical:absolute;mso-position-vertical-relative:text;mso-width-percent:0;mso-height-percent:0;mso-width-relative:margin;mso-height-relative:margin;v-text-anchor:middle" o:gfxdata="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" filled="f" stroked="f" strokeweight=".5pt">
+              <v:shape id="Textfeld 1" o:spid="_x0000_s1026" type="#_x0000_t202" style="position:absolute;margin-left:193.85pt;margin-top:327pt;width:61.55pt;height:9.95pt;z-index:251663360;visibility:visible;mso-wrap-style:square;mso-width-percent:0;mso-height-percent:0;mso-wrap-distance-left:9pt;mso-wrap-distance-top:0;mso-wrap-distance-right:9pt;mso-wrap-distance-bottom:0;mso-position-horizontal:absolute;mso-position-horizontal-relative:text;mso-position-vertical:absolute;mso-position-vertical-relative:text;mso-width-percent:0;mso-height-percent:0;mso-width-relative:margin;mso-height-relative:margin;v-text-anchor:middle" o:gfxdata="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" filled="f" stroked="f" strokeweight=".5pt">
                 <v:textbox inset="0,0,0,0">
                   <w:txbxContent>
                     <w:p>
@@ -104,6 +122,24 @@
                         </w:rPr>
                         <w:t>USART2_TX</w:t>
                       </w:r>
+                      <w:r>
+                        <w:rPr>
+                          <w:rFonts w:ascii="Roboto Condensed" w:hAnsi="Roboto Condensed"/>
+                          <w:sz w:val="16"/>
+                          <w:szCs w:val="16"/>
+                        </w:rPr>
+                        <w:t xml:space="preserve"> / </w:t>
+                      </w:r>
+                      <w:proofErr w:type="spellStart"/>
+                      <w:r>
+                        <w:rPr>
+                          <w:rFonts w:ascii="Roboto Condensed" w:hAnsi="Roboto Condensed"/>
+                          <w:sz w:val="16"/>
+                          <w:szCs w:val="16"/>
+                        </w:rPr>
+                        <w:t>RxD</w:t>
+                      </w:r>
+                      <w:proofErr w:type="spellEnd"/>
                     </w:p>
                   </w:txbxContent>
                 </v:textbox>
@@ -119,16 +155,16 @@
         <mc:AlternateContent>
           <mc:Choice Requires="wps">
             <w:drawing>
-              <wp:anchor distT="0" distB="0" distL="114300" distR="114300" simplePos="0" relativeHeight="251665408" behindDoc="0" locked="0" layoutInCell="1" allowOverlap="1" wp14:anchorId="1886CDAF" wp14:editId="3EDBC97C">
+              <wp:anchor distT="0" distB="0" distL="114300" distR="114300" simplePos="0" relativeHeight="251665408" behindDoc="0" locked="0" layoutInCell="1" allowOverlap="1" wp14:anchorId="1886CDAF" wp14:editId="6DA79064">
                 <wp:simplePos x="0" y="0"/>
                 <wp:positionH relativeFrom="column">
-                  <wp:posOffset>2461017</wp:posOffset>
+                  <wp:posOffset>2461814</wp:posOffset>
                 </wp:positionH>
                 <wp:positionV relativeFrom="paragraph">
-                  <wp:posOffset>4029974</wp:posOffset>
+                  <wp:posOffset>4031622</wp:posOffset>
                 </wp:positionV>
-                <wp:extent cx="634266" cy="126853"/>
-                <wp:effectExtent l="0" t="0" r="13970" b="6985"/>
+                <wp:extent cx="782262" cy="126365"/>
+                <wp:effectExtent l="0" t="0" r="0" b="6985"/>
                 <wp:wrapNone/>
                 <wp:docPr id="2044801867" name="Textfeld 1"/>
                 <wp:cNvGraphicFramePr/>
@@ -139,7 +175,7 @@
                       <wps:spPr>
                         <a:xfrm>
                           <a:off x="0" y="0"/>
-                          <a:ext cx="634266" cy="126853"/>
+                          <a:ext cx="782262" cy="126365"/>
                         </a:xfrm>
                         <a:prstGeom prst="rect">
                           <a:avLst/>
@@ -167,6 +203,24 @@
                               </w:rPr>
                               <w:t>USART2_RX</w:t>
                             </w:r>
+                            <w:r>
+                              <w:rPr>
+                                <w:rFonts w:ascii="Roboto Condensed" w:hAnsi="Roboto Condensed"/>
+                                <w:sz w:val="16"/>
+                                <w:szCs w:val="16"/>
+                              </w:rPr>
+                              <w:t xml:space="preserve"> / </w:t>
+                            </w:r>
+                            <w:proofErr w:type="spellStart"/>
+                            <w:r>
+                              <w:rPr>
+                                <w:rFonts w:ascii="Roboto Condensed" w:hAnsi="Roboto Condensed"/>
+                                <w:sz w:val="16"/>
+                                <w:szCs w:val="16"/>
+                              </w:rPr>
+                              <w:t>TxD</w:t>
+                            </w:r>
+                            <w:proofErr w:type="spellEnd"/>
                           </w:p>
                         </w:txbxContent>
                       </wps:txbx>
@@ -190,7 +244,7 @@
           </mc:Choice>
           <mc:Fallback>
             <w:pict>
-              <v:shape w14:anchorId="1886CDAF" id="_x0000_s1027" type="#_x0000_t202" style="position:absolute;margin-left:193.8pt;margin-top:317.3pt;width:49.95pt;height:10pt;z-index:251665408;visibility:visible;mso-wrap-style:square;mso-width-percent:0;mso-height-percent:0;mso-wrap-distance-left:9pt;mso-wrap-distance-top:0;mso-wrap-distance-right:9pt;mso-wrap-distance-bottom:0;mso-position-horizontal:absolute;mso-position-horizontal-relative:text;mso-position-vertical:absolute;mso-position-vertical-relative:text;mso-width-percent:0;mso-height-percent:0;mso-width-relative:margin;mso-height-relative:margin;v-text-anchor:middle" o:gfxdata="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" filled="f" stroked="f" strokeweight=".5pt">
+              <v:shape w14:anchorId="1886CDAF" id="_x0000_s1027" type="#_x0000_t202" style="position:absolute;margin-left:193.85pt;margin-top:317.45pt;width:61.6pt;height:9.95pt;z-index:251665408;visibility:visible;mso-wrap-style:square;mso-width-percent:0;mso-height-percent:0;mso-wrap-distance-left:9pt;mso-wrap-distance-top:0;mso-wrap-distance-right:9pt;mso-wrap-distance-bottom:0;mso-position-horizontal:absolute;mso-position-horizontal-relative:text;mso-position-vertical:absolute;mso-position-vertical-relative:text;mso-width-percent:0;mso-height-percent:0;mso-width-relative:margin;mso-height-relative:margin;v-text-anchor:middle" o:gfxdata="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" filled="f" stroked="f" strokeweight=".5pt">
                 <v:textbox inset="0,0,0,0">
                   <w:txbxContent>
                     <w:p>
@@ -209,6 +263,24 @@
                         </w:rPr>
                         <w:t>USART2_RX</w:t>
                       </w:r>
+                      <w:r>
+                        <w:rPr>
+                          <w:rFonts w:ascii="Roboto Condensed" w:hAnsi="Roboto Condensed"/>
+                          <w:sz w:val="16"/>
+                          <w:szCs w:val="16"/>
+                        </w:rPr>
+                        <w:t xml:space="preserve"> / </w:t>
+                      </w:r>
+                      <w:proofErr w:type="spellStart"/>
+                      <w:r>
+                        <w:rPr>
+                          <w:rFonts w:ascii="Roboto Condensed" w:hAnsi="Roboto Condensed"/>
+                          <w:sz w:val="16"/>
+                          <w:szCs w:val="16"/>
+                        </w:rPr>
+                        <w:t>TxD</w:t>
+                      </w:r>
+                      <w:proofErr w:type="spellEnd"/>
                     </w:p>
                   </w:txbxContent>
                 </v:textbox>
